--- a/docs/Data_Dungeon_Chapter_6_The_Archive_of_Doors.docx
+++ b/docs/Data_Dungeon_Chapter_6_The_Archive_of_Doors.docx
@@ -83,7 +83,7 @@
         <w:rPr>
           <w:sz w:val="18"/>
         </w:rPr>
-        <w:t>ChatGPT assisted with drafting, instructional design, and code. Decorative artwork was generated with OpenAI image generation. Format reference: Michael Penta’s supplied Python companion chapter. Publication licensing remains to be finalized.</w:t>
+        <w:t>AI-created, human-prompted, human-edited, and human-verified using ChatGPT (OpenAI). Artwork: OpenAI image generation. Original contributions: CC0 1.0. See Publication License and AI Disclosure at the end.</w:t>
       </w:r>
     </w:p>
     <w:p>
@@ -3087,6 +3087,73 @@
         <w:t xml:space="preserve">    }</w:t>
         <w:br/>
         <w:t>}</w:t>
+      </w:r>
+    </w:p>
+    <w:p>
+      <w:r>
+        <w:br w:type="page"/>
+      </w:r>
+    </w:p>
+    <w:p>
+      <w:pPr>
+        <w:pStyle w:val="Heading1"/>
+      </w:pPr>
+      <w:r>
+        <w:t>Publication License and AI Disclosure</w:t>
+      </w:r>
+    </w:p>
+    <w:p>
+      <w:pPr>
+        <w:pStyle w:val="Heading2"/>
+      </w:pPr>
+      <w:r>
+        <w:t>Open Reuse</w:t>
+      </w:r>
+    </w:p>
+    <w:p>
+      <w:r>
+        <w:t>To the extent the project rights holders own copyright or related rights, they dedicate the original contributions to Data Dungeon: The Linked Labyrinth to the public domain under CC0 1.0 Universal. This includes original teaching materials, Java code, verification code, and project artwork. You may copy, modify, redistribute, and use these contributions commercially. Attribution is appreciated but is not required for these CC0 contributions.</w:t>
+      </w:r>
+    </w:p>
+    <w:p>
+      <w:r>
+        <w:t>CC0 1.0 Universal: https://creativecommons.org/publicdomain/zero/1.0/</w:t>
+      </w:r>
+    </w:p>
+    <w:p>
+      <w:pPr>
+        <w:pStyle w:val="Heading2"/>
+      </w:pPr>
+      <w:r>
+        <w:t>Source Attribution and Exceptions</w:t>
+      </w:r>
+    </w:p>
+    <w:p>
+      <w:r>
+        <w:t>Pat Morin, Open Data Structures, Java edition: https://opendatastructures.org/ods-java/. The textbook and its accompanying source code are released under Creative Commons Attribution 2.5 Canada: https://creativecommons.org/licenses/by/2.5/ca/. Any reproduced or adapted Morin material retains that license and attribution requirement; this project’s CC0 dedication does not waive his rights. The companion adds a dungeon setting, focused workshops, renamed and simplified implementations, tests, instructor guidance, and AI learning activities. No endorsement by Pat Morin is implied.</w:t>
+      </w:r>
+    </w:p>
+    <w:p>
+      <w:r>
+        <w:t>Format inspiration: Michael Penta, Companion Materials for OpenStax: Introduction to Python Programming, Chapter 5 (2025), supplied under CC0 1.0. Other third-party material retains its applicable terms. CC0 applies only to rights held by the project rights holders and does not assert that AI-generated material is copyrightable.</w:t>
+      </w:r>
+    </w:p>
+    <w:p>
+      <w:pPr>
+        <w:pStyle w:val="Heading2"/>
+      </w:pPr>
+      <w:r>
+        <w:t>AI Disclosure</w:t>
+      </w:r>
+    </w:p>
+    <w:p>
+      <w:r>
+        <w:t>This work was AI-created, human-prompted, human-edited, and human-verified. Text, instructional activities, and code were generated using ChatGPT (OpenAI). Decorative artwork was generated using OpenAI image generation.</w:t>
+      </w:r>
+    </w:p>
+    <w:p>
+      <w:r>
+        <w:t>AI tool citation: OpenAI. (2026). ChatGPT [large language model]. https://chatgpt.com/. Exact model-version identifiers were not recorded. Human prompting, editing, and verification do not imply that the work is error-free or that classroom trials have been completed.</w:t>
       </w:r>
     </w:p>
     <w:sectPr>

--- a/docs/Data_Dungeon_Chapter_6_The_Archive_of_Doors.docx
+++ b/docs/Data_Dungeon_Chapter_6_The_Archive_of_Doors.docx
@@ -1817,12 +1817,12 @@
         <w:pStyle w:val="Heading2"/>
       </w:pPr>
       <w:r>
-        <w:t>Submit</w:t>
-      </w:r>
-    </w:p>
-    <w:p>
-      <w:r>
-        <w:t>Submit both Java files, a small check class with results, the required adventure transcript, the insertion-order comparison, and your debugging evidence. Include a sketch of the sample tree after adding 25 and explain which reference changed.</w:t>
+        <w:t>Reflection</w:t>
+      </w:r>
+    </w:p>
+    <w:p>
+      <w:r>
+        <w:t>Sketch the sample tree after adding 25 and explain which reference changed. Compare the heights produced by the two insertion orders.</w:t>
       </w:r>
     </w:p>
     <w:p>
@@ -2801,12 +2801,12 @@
         <w:pStyle w:val="Heading2"/>
       </w:pPr>
       <w:r>
-        <w:t>Evidence to Submit</w:t>
-      </w:r>
-    </w:p>
-    <w:p>
-      <w:r>
-        <w:t>Include your pre-AI hypothesis, prompt, a short relevant excerpt of the response, and your evaluation. Identify the first wrong decision, explain why the chosen repair addresses it, and show expected and actual results before and after. Credit any AI help and retain responsibility for your final code.</w:t>
+        <w:t>Evaluate the Diagnosis</w:t>
+      </w:r>
+    </w:p>
+    <w:p>
+      <w:r>
+        <w:t>Compare the AI response with your initial hypothesis. Identify the first wrong decision, explain why the chosen repair addresses it, and compare expected and actual results before and after the repair.</w:t>
       </w:r>
     </w:p>
     <w:p>
@@ -2819,7 +2819,7 @@
     </w:p>
     <w:p>
       <w:r>
-        <w:t>Evaluate two proposed explanations: “door 20 was never seeded” and “lookup chooses the wrong child.” Use the sample builder and a trace to accept or reject each. Construct a test that fails before your repair and passes after it, then add right-child and missing-key regression checks. Submit the same reasoning and outputs; no external service or paid account is required.</w:t>
+        <w:t>Evaluate two proposed explanations: “door 20 was never seeded” and “lookup chooses the wrong child.” Use the sample builder and a trace to accept or reject each. Construct a test that fails before your repair and passes after it, then add right-child and missing-key regression checks. Use the same reasoning and checks; no external service or paid account is required.</w:t>
       </w:r>
     </w:p>
     <w:p>

--- a/docs/Data_Dungeon_Chapter_6_The_Archive_of_Doors.docx
+++ b/docs/Data_Dungeon_Chapter_6_The_Archive_of_Doors.docx
@@ -3130,7 +3130,7 @@
     </w:p>
     <w:p>
       <w:r>
-        <w:t>Pat Morin, Open Data Structures, Java edition: https://opendatastructures.org/ods-java/. The textbook and its accompanying source code are released under Creative Commons Attribution 2.5 Canada: https://creativecommons.org/licenses/by/2.5/ca/. Any reproduced or adapted Morin material retains that license and attribution requirement; this project’s CC0 dedication does not waive his rights. The companion adds a dungeon setting, focused workshops, renamed and simplified implementations, tests, instructor guidance, and AI learning activities. No endorsement by Pat Morin is implied.</w:t>
+        <w:t>Pat Morin, Open Data Structures (Java edition 0.1G): https://opendatastructures.org/ods-java/. The textbook and source code are licensed under CC BY 2.5 Canada: https://creativecommons.org/licenses/by/2.5/ca/. This companion adapts selected topics for dungeon workshops with renamed and simplified structures, new contracts, tests, and AI learning activities. Morin material retains its license, attribution, copyright notices, and warranty disclaimers; CC0 covers only original project contributions. Keep this credit and the license link with redistributed adaptations, including extracted code. No endorsement by Pat Morin is implied.</w:t>
       </w:r>
     </w:p>
     <w:p>
